--- a/docs/content/correlation_linear_models/correlation_linear_models_activity.docx
+++ b/docs/content/correlation_linear_models/correlation_linear_models_activity.docx
@@ -122,6 +122,158 @@
         <w:pStyle w:val="BlockText"/>
       </w:pPr>
       <w:r>
+        <w:rPr>
+          <w:b/>
+          <w:bCs/>
+        </w:rPr>
+        <w:t xml:space="preserve">Every grey</w:t>
+      </w:r>
+      <w:r>
+        <w:rPr>
+          <w:b/>
+          <w:bCs/>
+        </w:rPr>
+        <w:t xml:space="preserve"> </w:t>
+      </w:r>
+      <w:r>
+        <w:rPr>
+          <w:rStyle w:val="VerbatimChar"/>
+          <w:b/>
+          <w:bCs/>
+        </w:rPr>
+        <w:t xml:space="preserve">r</w:t>
+      </w:r>
+      <w:r>
+        <w:rPr>
+          <w:b/>
+          <w:bCs/>
+        </w:rPr>
+        <w:t xml:space="preserve"> </w:t>
+      </w:r>
+      <w:r>
+        <w:rPr>
+          <w:b/>
+          <w:bCs/>
+        </w:rPr>
+        <w:t xml:space="preserve">box below is code you type into an R script — not into the Console.</w:t>
+      </w:r>
+      <w:r>
+        <w:t xml:space="preserve"> </w:t>
+      </w:r>
+      <w:r>
+        <w:t xml:space="preserve">Before you start:</w:t>
+      </w:r>
+      <w:r>
+        <w:t xml:space="preserve"> </w:t>
+      </w:r>
+      <w:r>
+        <w:rPr>
+          <w:b/>
+          <w:bCs/>
+        </w:rPr>
+        <w:t xml:space="preserve">File → New File → R Script</w:t>
+      </w:r>
+      <w:r>
+        <w:t xml:space="preserve">, and save it as</w:t>
+      </w:r>
+      <w:r>
+        <w:t xml:space="preserve"> </w:t>
+      </w:r>
+      <w:r>
+        <w:rPr>
+          <w:rStyle w:val="VerbatimChar"/>
+        </w:rPr>
+        <w:t xml:space="preserve">10_correlation_linear_models.R</w:t>
+      </w:r>
+      <w:r>
+        <w:t xml:space="preserve"> </w:t>
+      </w:r>
+      <w:r>
+        <w:t xml:space="preserve">in your project’s</w:t>
+      </w:r>
+      <w:r>
+        <w:t xml:space="preserve"> </w:t>
+      </w:r>
+      <w:r>
+        <w:rPr>
+          <w:rStyle w:val="VerbatimChar"/>
+        </w:rPr>
+        <w:t xml:space="preserve">scripts/</w:t>
+      </w:r>
+      <w:r>
+        <w:t xml:space="preserve"> </w:t>
+      </w:r>
+      <w:r>
+        <w:t xml:space="preserve">folder. Then work down the worksheet, adding each block to the bottom of that one script, in order.</w:t>
+      </w:r>
+    </w:p>
+    <w:p>
+      <w:pPr>
+        <w:pStyle w:val="BlockText"/>
+      </w:pPr>
+      <w:r>
+        <w:rPr>
+          <w:b/>
+          <w:bCs/>
+        </w:rPr>
+        <w:t xml:space="preserve">Type the</w:t>
+      </w:r>
+      <w:r>
+        <w:rPr>
+          <w:b/>
+          <w:bCs/>
+        </w:rPr>
+        <w:t xml:space="preserve"> </w:t>
+      </w:r>
+      <w:r>
+        <w:rPr>
+          <w:rStyle w:val="VerbatimChar"/>
+          <w:b/>
+          <w:bCs/>
+        </w:rPr>
+        <w:t xml:space="preserve"># ── Part …</w:t>
+      </w:r>
+      <w:r>
+        <w:rPr>
+          <w:b/>
+          <w:bCs/>
+        </w:rPr>
+        <w:t xml:space="preserve"> </w:t>
+      </w:r>
+      <w:r>
+        <w:rPr>
+          <w:b/>
+          <w:bCs/>
+        </w:rPr>
+        <w:t xml:space="preserve">header comment at the top of each block, too.</w:t>
+      </w:r>
+      <w:r>
+        <w:t xml:space="preserve"> </w:t>
+      </w:r>
+      <w:r>
+        <w:t xml:space="preserve">Those comment lines are not decoration — they are how your script stays navigable, how you find your way back to a block that broke, and how I find your work when I read your script. A block with no header comment is a block I cannot place. In RStudio they also show up in the document outline (the</w:t>
+      </w:r>
+      <w:r>
+        <w:t xml:space="preserve"> </w:t>
+      </w:r>
+      <w:r>
+        <w:rPr>
+          <w:rStyle w:val="VerbatimChar"/>
+        </w:rPr>
+        <w:t xml:space="preserve">≡</w:t>
+      </w:r>
+      <w:r>
+        <w:t xml:space="preserve"> </w:t>
+      </w:r>
+      <w:r>
+        <w:t xml:space="preserve">button at the bottom-left of the editor) so you can jump straight to any part.</w:t>
+      </w:r>
+    </w:p>
+    <w:p>
+      <w:pPr>
+        <w:pStyle w:val="BlockText"/>
+      </w:pPr>
+      <w:r>
         <w:t xml:space="preserve">This worksheet demonstrates correlation and regression using three ecological examples from the textbook: Nazca booby aggression (correlation), lion nose pigmentation and age (regression), and prairie plant diversity and stability (a second regression to compare against).</w:t>
       </w:r>
     </w:p>
@@ -160,6 +312,15 @@
       </w:pPr>
       <w:r>
         <w:rPr>
+          <w:rStyle w:val="CommentTok"/>
+        </w:rPr>
+        <w:t xml:space="preserve"># ── Part 1.1 · Setup and Data ───────────────────────────────────────────</w:t>
+      </w:r>
+      <w:r>
+        <w:br/>
+      </w:r>
+      <w:r>
+        <w:rPr>
           <w:rStyle w:val="FunctionTok"/>
         </w:rPr>
         <w:t xml:space="preserve">library</w:t>
@@ -292,6 +453,15 @@
       <w:pPr>
         <w:pStyle w:val="SourceCode"/>
       </w:pPr>
+      <w:r>
+        <w:rPr>
+          <w:rStyle w:val="CommentTok"/>
+        </w:rPr>
+        <w:t xml:space="preserve"># ── Part 1.2 · Setup and Data ───────────────────────────────────────────</w:t>
+      </w:r>
+      <w:r>
+        <w:br/>
+      </w:r>
       <w:r>
         <w:rPr>
           <w:rStyle w:val="CommentTok"/>
@@ -2745,6 +2915,15 @@
               <w:rPr>
                 <w:rStyle w:val="CommentTok"/>
               </w:rPr>
+              <w:t xml:space="preserve"># ── Part 1.3 · Setup and Data ───────────────────────────────────────────</w:t>
+            </w:r>
+            <w:r>
+              <w:br/>
+            </w:r>
+            <w:r>
+              <w:rPr>
+                <w:rStyle w:val="CommentTok"/>
+              </w:rPr>
               <w:t xml:space="preserve"># Write your code here:</w:t>
             </w:r>
           </w:p>
@@ -2970,6 +3149,15 @@
       </w:pPr>
       <w:r>
         <w:rPr>
+          <w:rStyle w:val="CommentTok"/>
+        </w:rPr>
+        <w:t xml:space="preserve"># ── Part 2.1 · Correlation Analysis ─────────────────────────────────────</w:t>
+      </w:r>
+      <w:r>
+        <w:br/>
+      </w:r>
+      <w:r>
+        <w:rPr>
           <w:rStyle w:val="FunctionTok"/>
         </w:rPr>
         <w:t xml:space="preserve">cor</w:t>
@@ -3071,6 +3259,15 @@
       </w:pPr>
       <w:r>
         <w:rPr>
+          <w:rStyle w:val="CommentTok"/>
+        </w:rPr>
+        <w:t xml:space="preserve"># ── Part 2.2 · Correlation Analysis ─────────────────────────────────────</w:t>
+      </w:r>
+      <w:r>
+        <w:br/>
+      </w:r>
+      <w:r>
+        <w:rPr>
           <w:rStyle w:val="NormalTok"/>
         </w:rPr>
         <w:t xml:space="preserve">booby_corr </w:t>
@@ -3191,6 +3388,15 @@
       <w:pPr>
         <w:pStyle w:val="SourceCode"/>
       </w:pPr>
+      <w:r>
+        <w:rPr>
+          <w:rStyle w:val="CommentTok"/>
+        </w:rPr>
+        <w:t xml:space="preserve"># ── Part 2.3 · Correlation Analysis ─────────────────────────────────────</w:t>
+      </w:r>
+      <w:r>
+        <w:br/>
+      </w:r>
       <w:r>
         <w:rPr>
           <w:rStyle w:val="NormalTok"/>
@@ -3602,6 +3808,15 @@
       </w:pPr>
       <w:r>
         <w:rPr>
+          <w:rStyle w:val="CommentTok"/>
+        </w:rPr>
+        <w:t xml:space="preserve"># ── Part 2.4 · Correlation Analysis ─────────────────────────────────────</w:t>
+      </w:r>
+      <w:r>
+        <w:br/>
+      </w:r>
+      <w:r>
+        <w:rPr>
           <w:rStyle w:val="FunctionTok"/>
         </w:rPr>
         <w:t xml:space="preserve">shapiro.test</w:t>
@@ -4774,6 +4989,15 @@
       <w:pPr>
         <w:pStyle w:val="SourceCode"/>
       </w:pPr>
+      <w:r>
+        <w:rPr>
+          <w:rStyle w:val="CommentTok"/>
+        </w:rPr>
+        <w:t xml:space="preserve"># ── Part 2.5 · Correlation Analysis ─────────────────────────────────────</w:t>
+      </w:r>
+      <w:r>
+        <w:br/>
+      </w:r>
       <w:r>
         <w:rPr>
           <w:rStyle w:val="FunctionTok"/>
@@ -5007,6 +5231,15 @@
               <w:rPr>
                 <w:rStyle w:val="CommentTok"/>
               </w:rPr>
+              <w:t xml:space="preserve"># ── Part 2.6 · Correlation Analysis ─────────────────────────────────────</w:t>
+            </w:r>
+            <w:r>
+              <w:br/>
+            </w:r>
+            <w:r>
+              <w:rPr>
+                <w:rStyle w:val="CommentTok"/>
+              </w:rPr>
               <w:t xml:space="preserve"># Write your code here:</w:t>
             </w:r>
           </w:p>
@@ -5222,6 +5455,15 @@
       </w:pPr>
       <w:r>
         <w:rPr>
+          <w:rStyle w:val="CommentTok"/>
+        </w:rPr>
+        <w:t xml:space="preserve"># ── Part 3.1 · Simple Linear Regression ─────────────────────────────────</w:t>
+      </w:r>
+      <w:r>
+        <w:br/>
+      </w:r>
+      <w:r>
+        <w:rPr>
           <w:rStyle w:val="NormalTok"/>
         </w:rPr>
         <w:t xml:space="preserve">lion_model </w:t>
@@ -5548,6 +5790,15 @@
       </w:pPr>
       <w:r>
         <w:rPr>
+          <w:rStyle w:val="CommentTok"/>
+        </w:rPr>
+        <w:t xml:space="preserve"># ── Part 3.2 · Simple Linear Regression ─────────────────────────────────</w:t>
+      </w:r>
+      <w:r>
+        <w:br/>
+      </w:r>
+      <w:r>
+        <w:rPr>
           <w:rStyle w:val="NormalTok"/>
         </w:rPr>
         <w:t xml:space="preserve">l_df </w:t>
@@ -6082,6 +6333,15 @@
               <w:rPr>
                 <w:rStyle w:val="CommentTok"/>
               </w:rPr>
+              <w:t xml:space="preserve"># ── Part 3.3 · Simple Linear Regression ─────────────────────────────────</w:t>
+            </w:r>
+            <w:r>
+              <w:br/>
+            </w:r>
+            <w:r>
+              <w:rPr>
+                <w:rStyle w:val="CommentTok"/>
+              </w:rPr>
               <w:t xml:space="preserve"># Write your code here:</w:t>
             </w:r>
           </w:p>
@@ -6128,6 +6388,15 @@
       <w:pPr>
         <w:pStyle w:val="SourceCode"/>
       </w:pPr>
+      <w:r>
+        <w:rPr>
+          <w:rStyle w:val="CommentTok"/>
+        </w:rPr>
+        <w:t xml:space="preserve"># ── Part 4.1 · Testing Regression Assumptions ───────────────────────────</w:t>
+      </w:r>
+      <w:r>
+        <w:br/>
+      </w:r>
       <w:r>
         <w:rPr>
           <w:rStyle w:val="FunctionTok"/>
@@ -6499,6 +6768,15 @@
       </w:pPr>
       <w:r>
         <w:rPr>
+          <w:rStyle w:val="CommentTok"/>
+        </w:rPr>
+        <w:t xml:space="preserve"># ── Part 4.2 · Testing Regression Assumptions ───────────────────────────</w:t>
+      </w:r>
+      <w:r>
+        <w:br/>
+      </w:r>
+      <w:r>
+        <w:rPr>
           <w:rStyle w:val="NormalTok"/>
         </w:rPr>
         <w:t xml:space="preserve">shapiro_residuals </w:t>
@@ -7059,6 +7337,15 @@
       </w:pPr>
       <w:r>
         <w:rPr>
+          <w:rStyle w:val="CommentTok"/>
+        </w:rPr>
+        <w:t xml:space="preserve"># ── Part 5.1 · ANOVA for Regression ─────────────────────────────────────</w:t>
+      </w:r>
+      <w:r>
+        <w:br/>
+      </w:r>
+      <w:r>
+        <w:rPr>
           <w:rStyle w:val="NormalTok"/>
         </w:rPr>
         <w:t xml:space="preserve">anova_table </w:t>
@@ -7121,6 +7408,15 @@
       </w:pPr>
       <w:r>
         <w:rPr>
+          <w:rStyle w:val="CommentTok"/>
+        </w:rPr>
+        <w:t xml:space="preserve"># ── Part 5.2 · ANOVA for Regression ─────────────────────────────────────</w:t>
+      </w:r>
+      <w:r>
+        <w:br/>
+      </w:r>
+      <w:r>
+        <w:rPr>
           <w:rStyle w:val="NormalTok"/>
         </w:rPr>
         <w:t xml:space="preserve">ss_total </w:t>
@@ -7727,6 +8023,15 @@
       <w:pPr>
         <w:pStyle w:val="SourceCode"/>
       </w:pPr>
+      <w:r>
+        <w:rPr>
+          <w:rStyle w:val="CommentTok"/>
+        </w:rPr>
+        <w:t xml:space="preserve"># ── Part 5.3 · ANOVA for Regression ─────────────────────────────────────</w:t>
+      </w:r>
+      <w:r>
+        <w:br/>
+      </w:r>
       <w:r>
         <w:rPr>
           <w:rStyle w:val="NormalTok"/>
@@ -9448,6 +9753,15 @@
               <w:rPr>
                 <w:rStyle w:val="CommentTok"/>
               </w:rPr>
+              <w:t xml:space="preserve"># ── Part 5.4 · ANOVA for Regression ─────────────────────────────────────</w:t>
+            </w:r>
+            <w:r>
+              <w:br/>
+            </w:r>
+            <w:r>
+              <w:rPr>
+                <w:rStyle w:val="CommentTok"/>
+              </w:rPr>
               <w:t xml:space="preserve"># Write your code here:</w:t>
             </w:r>
           </w:p>
@@ -9496,6 +9810,15 @@
       <w:pPr>
         <w:pStyle w:val="SourceCode"/>
       </w:pPr>
+      <w:r>
+        <w:rPr>
+          <w:rStyle w:val="CommentTok"/>
+        </w:rPr>
+        <w:t xml:space="preserve"># ── Part 6.1 · Comparing Multiple Datasets ──────────────────────────────</w:t>
+      </w:r>
+      <w:r>
+        <w:br/>
+      </w:r>
       <w:r>
         <w:rPr>
           <w:rStyle w:val="NormalTok"/>
@@ -10121,6 +10444,15 @@
             <w:pPr>
               <w:pStyle w:val="SourceCode"/>
             </w:pPr>
+            <w:r>
+              <w:rPr>
+                <w:rStyle w:val="CommentTok"/>
+              </w:rPr>
+              <w:t xml:space="preserve"># ── Part 6.2 · Comparing Multiple Datasets ──────────────────────────────</w:t>
+            </w:r>
+            <w:r>
+              <w:br/>
+            </w:r>
             <w:r>
               <w:rPr>
                 <w:rStyle w:val="CommentTok"/>

--- a/docs/content/correlation_linear_models/correlation_linear_models_activity.docx
+++ b/docs/content/correlation_linear_models/correlation_linear_models_activity.docx
@@ -13095,7 +13095,7 @@
         <w:bottom w:color="FF0000" w:space="1" w:sz="8" w:val="single"/>
         <w:right w:color="FF0000" w:space="4" w:sz="8" w:val="single"/>
       </w:pBdr>
-      <w:shd w:color="auto" w:fill="auto" w:val="pct15"/>
+      <w:shd w:color="auto" w:fill="FBFBFB" w:val="clear"/>
       <w:spacing w:after="120" w:before="120"/>
       <w:ind w:left="432" w:right="432"/>
     </w:pPr>
@@ -13111,12 +13111,12 @@
     <w:rsid w:val="00771E03"/>
     <w:pPr>
       <w:pBdr>
-        <w:top w:color="auto" w:space="1" w:sz="8" w:val="single"/>
-        <w:left w:color="auto" w:space="4" w:sz="8" w:val="single"/>
-        <w:bottom w:color="auto" w:space="1" w:sz="8" w:val="single"/>
-        <w:right w:color="auto" w:space="4" w:sz="8" w:val="single"/>
+        <w:top w:color="BFBFBF" w:space="1" w:sz="6" w:val="single"/>
+        <w:left w:color="BFBFBF" w:space="4" w:sz="6" w:val="single"/>
+        <w:bottom w:color="BFBFBF" w:space="1" w:sz="6" w:val="single"/>
+        <w:right w:color="BFBFBF" w:space="4" w:sz="6" w:val="single"/>
       </w:pBdr>
-      <w:shd w:color="auto" w:fill="auto" w:val="pct15"/>
+      <w:shd w:color="auto" w:fill="FBFBFB" w:val="clear"/>
       <w:spacing w:after="240" w:before="240"/>
       <w:ind w:left="432" w:right="432"/>
     </w:pPr>
@@ -13131,7 +13131,13 @@
     <w:qFormat/>
     <w:rsid w:val="00771E03"/>
     <w:pPr>
-      <w:shd w:color="auto" w:fill="auto" w:val="pct15"/>
+      <w:pBdr>
+        <w:top w:color="BFBFBF" w:space="1" w:sz="6" w:val="single"/>
+        <w:left w:color="BFBFBF" w:space="4" w:sz="6" w:val="single"/>
+        <w:bottom w:color="BFBFBF" w:space="1" w:sz="6" w:val="single"/>
+        <w:right w:color="BFBFBF" w:space="4" w:sz="6" w:val="single"/>
+      </w:pBdr>
+      <w:shd w:color="auto" w:fill="FBFBFB" w:val="clear"/>
       <w:spacing w:after="240" w:before="240"/>
       <w:ind w:left="432" w:right="432"/>
     </w:pPr>

--- a/docs/content/correlation_linear_models/correlation_linear_models_activity.docx
+++ b/docs/content/correlation_linear_models/correlation_linear_models_activity.docx
@@ -2924,7 +2924,7 @@
               <w:rPr>
                 <w:rStyle w:val="CommentTok"/>
               </w:rPr>
-              <w:t xml:space="preserve"># Write your code here:</w:t>
+              <w:t xml:space="preserve"># Write your code in the R script:</w:t>
             </w:r>
           </w:p>
           <w:p/>
@@ -5082,9 +5082,11 @@
       <w:r>
         <w:t xml:space="preserve">Do the Pearson and Spearman results agree on the direction and significance of the relationship?</w:t>
       </w:r>
-      <w:r>
-        <w:t xml:space="preserve"> </w:t>
-      </w:r>
+    </w:p>
+    <w:p>
+      <w:pPr>
+        <w:pStyle w:val="BodyText"/>
+      </w:pPr>
       <w:r>
         <w:rPr>
           <w:rStyle w:val="VerbatimChar"/>
@@ -5240,7 +5242,7 @@
               <w:rPr>
                 <w:rStyle w:val="CommentTok"/>
               </w:rPr>
-              <w:t xml:space="preserve"># Write your code here:</w:t>
+              <w:t xml:space="preserve"># Write your code in the R script:</w:t>
             </w:r>
           </w:p>
           <w:p/>
@@ -6342,7 +6344,7 @@
               <w:rPr>
                 <w:rStyle w:val="CommentTok"/>
               </w:rPr>
-              <w:t xml:space="preserve"># Write your code here:</w:t>
+              <w:t xml:space="preserve"># Write your code in the R script:</w:t>
             </w:r>
           </w:p>
           <w:p/>
@@ -7991,9 +7993,11 @@
       <w:r>
         <w:t xml:space="preserve">?</w:t>
       </w:r>
-      <w:r>
-        <w:t xml:space="preserve"> </w:t>
-      </w:r>
+    </w:p>
+    <w:p>
+      <w:pPr>
+        <w:pStyle w:val="BodyText"/>
+      </w:pPr>
       <w:r>
         <w:rPr>
           <w:rStyle w:val="VerbatimChar"/>
@@ -9762,7 +9766,7 @@
               <w:rPr>
                 <w:rStyle w:val="CommentTok"/>
               </w:rPr>
-              <w:t xml:space="preserve"># Write your code here:</w:t>
+              <w:t xml:space="preserve"># Write your code in the R script:</w:t>
             </w:r>
           </w:p>
           <w:p/>
@@ -10457,7 +10461,7 @@
               <w:rPr>
                 <w:rStyle w:val="CommentTok"/>
               </w:rPr>
-              <w:t xml:space="preserve"># Write your code here:</w:t>
+              <w:t xml:space="preserve"># Write your code in the R script:</w:t>
             </w:r>
           </w:p>
           <w:p/>

--- a/docs/content/correlation_linear_models/correlation_linear_models_activity.docx
+++ b/docs/content/correlation_linear_models/correlation_linear_models_activity.docx
@@ -26,7 +26,7 @@
         <w:t xml:space="preserve">Bill Perry</w:t>
       </w:r>
     </w:p>
-    <w:bookmarkStart w:id="10" w:name="X326ca348819f6466bc04c1e102c0179b0cf78c9"/>
+    <w:bookmarkStart w:id="9" w:name="X326ca348819f6466bc04c1e102c0179b0cf78c9"/>
     <w:p>
       <w:pPr>
         <w:pStyle w:val="Heading1"/>
@@ -35,257 +35,8 @@
         <w:t xml:space="preserve">Worksheet: Correlation and Linear Regression</w:t>
       </w:r>
     </w:p>
-    <w:p>
-      <w:pPr>
-        <w:pStyle w:val="Heading2"/>
-      </w:pPr>
-      <w:bookmarkStart w:id="9" w:name="how-to-use-this-worksheet"/>
-      <w:r>
-        <w:t xml:space="preserve">How to use this worksheet</w:t>
-      </w:r>
-      <w:bookmarkEnd w:id="9"/>
-    </w:p>
-    <w:p>
-      <w:pPr>
-        <w:pStyle w:val="BlockText"/>
-      </w:pPr>
-      <w:r>
-        <w:t xml:space="preserve">Work through each part in order, at your own pace. Type every line of code yourself into a</w:t>
-      </w:r>
-      <w:r>
-        <w:t xml:space="preserve"> </w:t>
-      </w:r>
-      <w:r>
-        <w:rPr>
-          <w:b/>
-          <w:bCs/>
-        </w:rPr>
-        <w:t xml:space="preserve">plain R script</w:t>
-      </w:r>
-      <w:r>
-        <w:t xml:space="preserve"> </w:t>
-      </w:r>
-      <w:r>
-        <w:t xml:space="preserve">— do not copy-paste. Blocks marked</w:t>
-      </w:r>
-      <w:r>
-        <w:t xml:space="preserve"> </w:t>
-      </w:r>
-      <w:r>
-        <w:rPr>
-          <w:b/>
-          <w:bCs/>
-        </w:rPr>
-        <w:t xml:space="preserve">▶ Run this</w:t>
-      </w:r>
-      <w:r>
-        <w:t xml:space="preserve"> </w:t>
-      </w:r>
-      <w:r>
-        <w:t xml:space="preserve">are code you should type and execute. Blocks marked</w:t>
-      </w:r>
-      <w:r>
-        <w:t xml:space="preserve"> </w:t>
-      </w:r>
-      <w:r>
-        <w:rPr>
-          <w:b/>
-          <w:bCs/>
-        </w:rPr>
-        <w:t xml:space="preserve">✏️ Your turn</w:t>
-      </w:r>
-      <w:r>
-        <w:t xml:space="preserve"> </w:t>
-      </w:r>
-      <w:r>
-        <w:t xml:space="preserve">ask you to write, modify, or answer something. Boxes marked</w:t>
-      </w:r>
-      <w:r>
-        <w:t xml:space="preserve"> </w:t>
-      </w:r>
-      <w:r>
-        <w:rPr>
-          <w:b/>
-          <w:bCs/>
-        </w:rPr>
-        <w:t xml:space="preserve">🚀 If you finish early</w:t>
-      </w:r>
-      <w:r>
-        <w:t xml:space="preserve"> </w:t>
-      </w:r>
-      <w:r>
-        <w:t xml:space="preserve">are optional bonus material that goes a bit further than what we covered in lecture.</w:t>
-      </w:r>
-    </w:p>
-    <w:p>
-      <w:pPr>
-        <w:pStyle w:val="BlockText"/>
-      </w:pPr>
-      <w:r>
-        <w:rPr>
-          <w:b/>
-          <w:bCs/>
-        </w:rPr>
-        <w:t xml:space="preserve">Every grey</w:t>
-      </w:r>
-      <w:r>
-        <w:rPr>
-          <w:b/>
-          <w:bCs/>
-        </w:rPr>
-        <w:t xml:space="preserve"> </w:t>
-      </w:r>
-      <w:r>
-        <w:rPr>
-          <w:rStyle w:val="VerbatimChar"/>
-          <w:b/>
-          <w:bCs/>
-        </w:rPr>
-        <w:t xml:space="preserve">r</w:t>
-      </w:r>
-      <w:r>
-        <w:rPr>
-          <w:b/>
-          <w:bCs/>
-        </w:rPr>
-        <w:t xml:space="preserve"> </w:t>
-      </w:r>
-      <w:r>
-        <w:rPr>
-          <w:b/>
-          <w:bCs/>
-        </w:rPr>
-        <w:t xml:space="preserve">box below is code you type into an R script — not into the Console.</w:t>
-      </w:r>
-      <w:r>
-        <w:t xml:space="preserve"> </w:t>
-      </w:r>
-      <w:r>
-        <w:t xml:space="preserve">Before you start:</w:t>
-      </w:r>
-      <w:r>
-        <w:t xml:space="preserve"> </w:t>
-      </w:r>
-      <w:r>
-        <w:rPr>
-          <w:b/>
-          <w:bCs/>
-        </w:rPr>
-        <w:t xml:space="preserve">File → New File → R Script</w:t>
-      </w:r>
-      <w:r>
-        <w:t xml:space="preserve">, and save it as</w:t>
-      </w:r>
-      <w:r>
-        <w:t xml:space="preserve"> </w:t>
-      </w:r>
-      <w:r>
-        <w:rPr>
-          <w:rStyle w:val="VerbatimChar"/>
-        </w:rPr>
-        <w:t xml:space="preserve">10_correlation_linear_models.R</w:t>
-      </w:r>
-      <w:r>
-        <w:t xml:space="preserve"> </w:t>
-      </w:r>
-      <w:r>
-        <w:t xml:space="preserve">in your project’s</w:t>
-      </w:r>
-      <w:r>
-        <w:t xml:space="preserve"> </w:t>
-      </w:r>
-      <w:r>
-        <w:rPr>
-          <w:rStyle w:val="VerbatimChar"/>
-        </w:rPr>
-        <w:t xml:space="preserve">scripts/</w:t>
-      </w:r>
-      <w:r>
-        <w:t xml:space="preserve"> </w:t>
-      </w:r>
-      <w:r>
-        <w:t xml:space="preserve">folder. Then work down the worksheet, adding each block to the bottom of that one script, in order.</w:t>
-      </w:r>
-    </w:p>
-    <w:p>
-      <w:pPr>
-        <w:pStyle w:val="BlockText"/>
-      </w:pPr>
-      <w:r>
-        <w:rPr>
-          <w:b/>
-          <w:bCs/>
-        </w:rPr>
-        <w:t xml:space="preserve">Type the</w:t>
-      </w:r>
-      <w:r>
-        <w:rPr>
-          <w:b/>
-          <w:bCs/>
-        </w:rPr>
-        <w:t xml:space="preserve"> </w:t>
-      </w:r>
-      <w:r>
-        <w:rPr>
-          <w:rStyle w:val="VerbatimChar"/>
-          <w:b/>
-          <w:bCs/>
-        </w:rPr>
-        <w:t xml:space="preserve"># ── Part …</w:t>
-      </w:r>
-      <w:r>
-        <w:rPr>
-          <w:b/>
-          <w:bCs/>
-        </w:rPr>
-        <w:t xml:space="preserve"> </w:t>
-      </w:r>
-      <w:r>
-        <w:rPr>
-          <w:b/>
-          <w:bCs/>
-        </w:rPr>
-        <w:t xml:space="preserve">header comment at the top of each block, too.</w:t>
-      </w:r>
-      <w:r>
-        <w:t xml:space="preserve"> </w:t>
-      </w:r>
-      <w:r>
-        <w:t xml:space="preserve">Those comment lines are not decoration — they are how your script stays navigable, how you find your way back to a block that broke, and how I find your work when I read your script. A block with no header comment is a block I cannot place. In RStudio they also show up in the document outline (the</w:t>
-      </w:r>
-      <w:r>
-        <w:t xml:space="preserve"> </w:t>
-      </w:r>
-      <w:r>
-        <w:rPr>
-          <w:rStyle w:val="VerbatimChar"/>
-        </w:rPr>
-        <w:t xml:space="preserve">≡</w:t>
-      </w:r>
-      <w:r>
-        <w:t xml:space="preserve"> </w:t>
-      </w:r>
-      <w:r>
-        <w:t xml:space="preserve">button at the bottom-left of the editor) so you can jump straight to any part.</w:t>
-      </w:r>
-    </w:p>
-    <w:p>
-      <w:pPr>
-        <w:pStyle w:val="BlockText"/>
-      </w:pPr>
-      <w:r>
-        <w:t xml:space="preserve">This worksheet demonstrates correlation and regression using three ecological examples from the textbook: Nazca booby aggression (correlation), lion nose pigmentation and age (regression), and prairie plant diversity and stability (a second regression to compare against).</w:t>
-      </w:r>
-    </w:p>
-    <w:p>
-      <w:r>
-        <w:pict>
-          <v:rect style="width:0;height:1.5pt" o:hralign="center" o:hrstd="t" o:hr="t"/>
-        </w:pict>
-      </w:r>
-    </w:p>
-    <w:bookmarkEnd w:id="10"/>
-    <w:bookmarkStart w:id="16" w:name="part-1-setup-and-data"/>
+    <w:bookmarkEnd w:id="9"/>
+    <w:bookmarkStart w:id="15" w:name="part-1-setup-and-data"/>
     <w:p>
       <w:pPr>
         <w:pStyle w:val="Heading1"/>
@@ -2595,18 +2346,18 @@
                 <wp:inline>
                   <wp:extent cx="152400" cy="152400"/>
                   <wp:effectExtent b="0" l="0" r="0" t="0"/>
-                  <wp:docPr descr="" title="" id="12" name="Picture"/>
+                  <wp:docPr descr="" title="" id="11" name="Picture"/>
                   <a:graphic>
                     <a:graphicData uri="http://schemas.openxmlformats.org/drawingml/2006/picture">
                       <pic:pic>
                         <pic:nvPicPr>
-                          <pic:cNvPr descr="/Applications/Positron.app/Contents/Resources/app/quarto/share/formats/docx/tip.png" id="13" name="Picture"/>
+                          <pic:cNvPr descr="/Applications/Positron.app/Contents/Resources/app/quarto/share/formats/docx/tip.png" id="12" name="Picture"/>
                           <pic:cNvPicPr>
                             <a:picLocks noChangeArrowheads="1" noChangeAspect="1"/>
                           </pic:cNvPicPr>
                         </pic:nvPicPr>
                         <pic:blipFill>
-                          <a:blip r:embed="rId11"/>
+                          <a:blip r:embed="rId10"/>
                           <a:stretch>
                             <a:fillRect/>
                           </a:stretch>
@@ -2811,18 +2562,18 @@
                 <wp:inline>
                   <wp:extent cx="152400" cy="152400"/>
                   <wp:effectExtent b="0" l="0" r="0" t="0"/>
-                  <wp:docPr descr="" title="" id="14" name="Picture"/>
+                  <wp:docPr descr="" title="" id="13" name="Picture"/>
                   <a:graphic>
                     <a:graphicData uri="http://schemas.openxmlformats.org/drawingml/2006/picture">
                       <pic:pic>
                         <pic:nvPicPr>
-                          <pic:cNvPr descr="/Applications/Positron.app/Contents/Resources/app/quarto/share/formats/docx/tip.png" id="15" name="Picture"/>
+                          <pic:cNvPr descr="/Applications/Positron.app/Contents/Resources/app/quarto/share/formats/docx/tip.png" id="14" name="Picture"/>
                           <pic:cNvPicPr>
                             <a:picLocks noChangeArrowheads="1" noChangeAspect="1"/>
                           </pic:cNvPicPr>
                         </pic:nvPicPr>
                         <pic:blipFill>
-                          <a:blip r:embed="rId11"/>
+                          <a:blip r:embed="rId10"/>
                           <a:stretch>
                             <a:fillRect/>
                           </a:stretch>
@@ -2938,8 +2689,8 @@
         </w:pict>
       </w:r>
     </w:p>
-    <w:bookmarkEnd w:id="16"/>
-    <w:bookmarkStart w:id="25" w:name="part-2-correlation-analysis"/>
+    <w:bookmarkEnd w:id="15"/>
+    <w:bookmarkStart w:id="24" w:name="part-2-correlation-analysis"/>
     <w:p>
       <w:pPr>
         <w:pStyle w:val="Heading1"/>
@@ -2989,18 +2740,18 @@
                 <wp:inline>
                   <wp:extent cx="152400" cy="152400"/>
                   <wp:effectExtent b="0" l="0" r="0" t="0"/>
-                  <wp:docPr descr="" title="" id="18" name="Picture"/>
+                  <wp:docPr descr="" title="" id="17" name="Picture"/>
                   <a:graphic>
                     <a:graphicData uri="http://schemas.openxmlformats.org/drawingml/2006/picture">
                       <pic:pic>
                         <pic:nvPicPr>
-                          <pic:cNvPr descr="/Applications/Positron.app/Contents/Resources/app/quarto/share/formats/docx/note.png" id="19" name="Picture"/>
+                          <pic:cNvPr descr="/Applications/Positron.app/Contents/Resources/app/quarto/share/formats/docx/note.png" id="18" name="Picture"/>
                           <pic:cNvPicPr>
                             <a:picLocks noChangeArrowheads="1" noChangeAspect="1"/>
                           </pic:cNvPicPr>
                         </pic:nvPicPr>
                         <pic:blipFill>
-                          <a:blip r:embed="rId17"/>
+                          <a:blip r:embed="rId16"/>
                           <a:stretch>
                             <a:fillRect/>
                           </a:stretch>
@@ -3583,18 +3334,18 @@
                 <wp:inline>
                   <wp:extent cx="152400" cy="152400"/>
                   <wp:effectExtent b="0" l="0" r="0" t="0"/>
-                  <wp:docPr descr="" title="" id="21" name="Picture"/>
+                  <wp:docPr descr="" title="" id="20" name="Picture"/>
                   <a:graphic>
                     <a:graphicData uri="http://schemas.openxmlformats.org/drawingml/2006/picture">
                       <pic:pic>
                         <pic:nvPicPr>
-                          <pic:cNvPr descr="/Applications/Positron.app/Contents/Resources/app/quarto/share/formats/docx/important.png" id="22" name="Picture"/>
+                          <pic:cNvPr descr="/Applications/Positron.app/Contents/Resources/app/quarto/share/formats/docx/important.png" id="21" name="Picture"/>
                           <pic:cNvPicPr>
                             <a:picLocks noChangeArrowheads="1" noChangeAspect="1"/>
                           </pic:cNvPicPr>
                         </pic:nvPicPr>
                         <pic:blipFill>
-                          <a:blip r:embed="rId20"/>
+                          <a:blip r:embed="rId19"/>
                           <a:stretch>
                             <a:fillRect/>
                           </a:stretch>
@@ -5135,18 +4886,18 @@
                 <wp:inline>
                   <wp:extent cx="152400" cy="152400"/>
                   <wp:effectExtent b="0" l="0" r="0" t="0"/>
-                  <wp:docPr descr="" title="" id="23" name="Picture"/>
+                  <wp:docPr descr="" title="" id="22" name="Picture"/>
                   <a:graphic>
                     <a:graphicData uri="http://schemas.openxmlformats.org/drawingml/2006/picture">
                       <pic:pic>
                         <pic:nvPicPr>
-                          <pic:cNvPr descr="/Applications/Positron.app/Contents/Resources/app/quarto/share/formats/docx/tip.png" id="24" name="Picture"/>
+                          <pic:cNvPr descr="/Applications/Positron.app/Contents/Resources/app/quarto/share/formats/docx/tip.png" id="23" name="Picture"/>
                           <pic:cNvPicPr>
                             <a:picLocks noChangeArrowheads="1" noChangeAspect="1"/>
                           </pic:cNvPicPr>
                         </pic:nvPicPr>
                         <pic:blipFill>
-                          <a:blip r:embed="rId11"/>
+                          <a:blip r:embed="rId10"/>
                           <a:stretch>
                             <a:fillRect/>
                           </a:stretch>
@@ -5256,8 +5007,8 @@
         </w:pict>
       </w:r>
     </w:p>
-    <w:bookmarkEnd w:id="25"/>
-    <w:bookmarkStart w:id="32" w:name="part-3-simple-linear-regression"/>
+    <w:bookmarkEnd w:id="24"/>
+    <w:bookmarkStart w:id="31" w:name="part-3-simple-linear-regression"/>
     <w:p>
       <w:pPr>
         <w:pStyle w:val="Heading1"/>
@@ -5315,18 +5066,18 @@
                 <wp:inline>
                   <wp:extent cx="152400" cy="152400"/>
                   <wp:effectExtent b="0" l="0" r="0" t="0"/>
-                  <wp:docPr descr="" title="" id="26" name="Picture"/>
+                  <wp:docPr descr="" title="" id="25" name="Picture"/>
                   <a:graphic>
                     <a:graphicData uri="http://schemas.openxmlformats.org/drawingml/2006/picture">
                       <pic:pic>
                         <pic:nvPicPr>
-                          <pic:cNvPr descr="/Applications/Positron.app/Contents/Resources/app/quarto/share/formats/docx/note.png" id="27" name="Picture"/>
+                          <pic:cNvPr descr="/Applications/Positron.app/Contents/Resources/app/quarto/share/formats/docx/note.png" id="26" name="Picture"/>
                           <pic:cNvPicPr>
                             <a:picLocks noChangeArrowheads="1" noChangeAspect="1"/>
                           </pic:cNvPicPr>
                         </pic:nvPicPr>
                         <pic:blipFill>
-                          <a:blip r:embed="rId17"/>
+                          <a:blip r:embed="rId16"/>
                           <a:stretch>
                             <a:fillRect/>
                           </a:stretch>
@@ -5575,18 +5326,18 @@
                 <wp:inline>
                   <wp:extent cx="152400" cy="152400"/>
                   <wp:effectExtent b="0" l="0" r="0" t="0"/>
-                  <wp:docPr descr="" title="" id="28" name="Picture"/>
+                  <wp:docPr descr="" title="" id="27" name="Picture"/>
                   <a:graphic>
                     <a:graphicData uri="http://schemas.openxmlformats.org/drawingml/2006/picture">
                       <pic:pic>
                         <pic:nvPicPr>
-                          <pic:cNvPr descr="/Applications/Positron.app/Contents/Resources/app/quarto/share/formats/docx/important.png" id="29" name="Picture"/>
+                          <pic:cNvPr descr="/Applications/Positron.app/Contents/Resources/app/quarto/share/formats/docx/important.png" id="28" name="Picture"/>
                           <pic:cNvPicPr>
                             <a:picLocks noChangeArrowheads="1" noChangeAspect="1"/>
                           </pic:cNvPicPr>
                         </pic:nvPicPr>
                         <pic:blipFill>
-                          <a:blip r:embed="rId20"/>
+                          <a:blip r:embed="rId19"/>
                           <a:stretch>
                             <a:fillRect/>
                           </a:stretch>
@@ -6204,18 +5955,18 @@
                 <wp:inline>
                   <wp:extent cx="152400" cy="152400"/>
                   <wp:effectExtent b="0" l="0" r="0" t="0"/>
-                  <wp:docPr descr="" title="" id="30" name="Picture"/>
+                  <wp:docPr descr="" title="" id="29" name="Picture"/>
                   <a:graphic>
                     <a:graphicData uri="http://schemas.openxmlformats.org/drawingml/2006/picture">
                       <pic:pic>
                         <pic:nvPicPr>
-                          <pic:cNvPr descr="/Applications/Positron.app/Contents/Resources/app/quarto/share/formats/docx/tip.png" id="31" name="Picture"/>
+                          <pic:cNvPr descr="/Applications/Positron.app/Contents/Resources/app/quarto/share/formats/docx/tip.png" id="30" name="Picture"/>
                           <pic:cNvPicPr>
                             <a:picLocks noChangeArrowheads="1" noChangeAspect="1"/>
                           </pic:cNvPicPr>
                         </pic:nvPicPr>
                         <pic:blipFill>
-                          <a:blip r:embed="rId11"/>
+                          <a:blip r:embed="rId10"/>
                           <a:stretch>
                             <a:fillRect/>
                           </a:stretch>
@@ -6358,8 +6109,8 @@
         </w:pict>
       </w:r>
     </w:p>
-    <w:bookmarkEnd w:id="32"/>
-    <w:bookmarkStart w:id="39" w:name="part-4-testing-regression-assumptions"/>
+    <w:bookmarkEnd w:id="31"/>
+    <w:bookmarkStart w:id="38" w:name="part-4-testing-regression-assumptions"/>
     <w:p>
       <w:pPr>
         <w:pStyle w:val="Heading1"/>
@@ -6579,18 +6330,18 @@
                 <wp:inline>
                   <wp:extent cx="152400" cy="152400"/>
                   <wp:effectExtent b="0" l="0" r="0" t="0"/>
-                  <wp:docPr descr="" title="" id="33" name="Picture"/>
+                  <wp:docPr descr="" title="" id="32" name="Picture"/>
                   <a:graphic>
                     <a:graphicData uri="http://schemas.openxmlformats.org/drawingml/2006/picture">
                       <pic:pic>
                         <pic:nvPicPr>
-                          <pic:cNvPr descr="/Applications/Positron.app/Contents/Resources/app/quarto/share/formats/docx/note.png" id="34" name="Picture"/>
+                          <pic:cNvPr descr="/Applications/Positron.app/Contents/Resources/app/quarto/share/formats/docx/note.png" id="33" name="Picture"/>
                           <pic:cNvPicPr>
                             <a:picLocks noChangeArrowheads="1" noChangeAspect="1"/>
                           </pic:cNvPicPr>
                         </pic:nvPicPr>
                         <pic:blipFill>
-                          <a:blip r:embed="rId17"/>
+                          <a:blip r:embed="rId16"/>
                           <a:stretch>
                             <a:fillRect/>
                           </a:stretch>
@@ -6936,18 +6687,18 @@
                 <wp:inline>
                   <wp:extent cx="152400" cy="152400"/>
                   <wp:effectExtent b="0" l="0" r="0" t="0"/>
-                  <wp:docPr descr="" title="" id="35" name="Picture"/>
+                  <wp:docPr descr="" title="" id="34" name="Picture"/>
                   <a:graphic>
                     <a:graphicData uri="http://schemas.openxmlformats.org/drawingml/2006/picture">
                       <pic:pic>
                         <pic:nvPicPr>
-                          <pic:cNvPr descr="/Applications/Positron.app/Contents/Resources/app/quarto/share/formats/docx/important.png" id="36" name="Picture"/>
+                          <pic:cNvPr descr="/Applications/Positron.app/Contents/Resources/app/quarto/share/formats/docx/important.png" id="35" name="Picture"/>
                           <pic:cNvPicPr>
                             <a:picLocks noChangeArrowheads="1" noChangeAspect="1"/>
                           </pic:cNvPicPr>
                         </pic:nvPicPr>
                         <pic:blipFill>
-                          <a:blip r:embed="rId20"/>
+                          <a:blip r:embed="rId19"/>
                           <a:stretch>
                             <a:fillRect/>
                           </a:stretch>
@@ -7186,18 +6937,18 @@
                 <wp:inline>
                   <wp:extent cx="152400" cy="152400"/>
                   <wp:effectExtent b="0" l="0" r="0" t="0"/>
-                  <wp:docPr descr="" title="" id="37" name="Picture"/>
+                  <wp:docPr descr="" title="" id="36" name="Picture"/>
                   <a:graphic>
                     <a:graphicData uri="http://schemas.openxmlformats.org/drawingml/2006/picture">
                       <pic:pic>
                         <pic:nvPicPr>
-                          <pic:cNvPr descr="/Applications/Positron.app/Contents/Resources/app/quarto/share/formats/docx/tip.png" id="38" name="Picture"/>
+                          <pic:cNvPr descr="/Applications/Positron.app/Contents/Resources/app/quarto/share/formats/docx/tip.png" id="37" name="Picture"/>
                           <pic:cNvPicPr>
                             <a:picLocks noChangeArrowheads="1" noChangeAspect="1"/>
                           </pic:cNvPicPr>
                         </pic:nvPicPr>
                         <pic:blipFill>
-                          <a:blip r:embed="rId11"/>
+                          <a:blip r:embed="rId10"/>
                           <a:stretch>
                             <a:fillRect/>
                           </a:stretch>
@@ -7311,8 +7062,8 @@
         </w:pict>
       </w:r>
     </w:p>
-    <w:bookmarkEnd w:id="39"/>
-    <w:bookmarkStart w:id="42" w:name="part-5-anova-for-regression"/>
+    <w:bookmarkEnd w:id="38"/>
+    <w:bookmarkStart w:id="41" w:name="part-5-anova-for-regression"/>
     <w:p>
       <w:pPr>
         <w:pStyle w:val="Heading1"/>
@@ -9641,18 +9392,18 @@
                 <wp:inline>
                   <wp:extent cx="152400" cy="152400"/>
                   <wp:effectExtent b="0" l="0" r="0" t="0"/>
-                  <wp:docPr descr="" title="" id="40" name="Picture"/>
+                  <wp:docPr descr="" title="" id="39" name="Picture"/>
                   <a:graphic>
                     <a:graphicData uri="http://schemas.openxmlformats.org/drawingml/2006/picture">
                       <pic:pic>
                         <pic:nvPicPr>
-                          <pic:cNvPr descr="/Applications/Positron.app/Contents/Resources/app/quarto/share/formats/docx/tip.png" id="41" name="Picture"/>
+                          <pic:cNvPr descr="/Applications/Positron.app/Contents/Resources/app/quarto/share/formats/docx/tip.png" id="40" name="Picture"/>
                           <pic:cNvPicPr>
                             <a:picLocks noChangeArrowheads="1" noChangeAspect="1"/>
                           </pic:cNvPicPr>
                         </pic:nvPicPr>
                         <pic:blipFill>
-                          <a:blip r:embed="rId11"/>
+                          <a:blip r:embed="rId10"/>
                           <a:stretch>
                             <a:fillRect/>
                           </a:stretch>
@@ -9780,8 +9531,8 @@
         </w:pict>
       </w:r>
     </w:p>
-    <w:bookmarkEnd w:id="42"/>
-    <w:bookmarkStart w:id="47" w:name="part-6-comparing-multiple-datasets"/>
+    <w:bookmarkEnd w:id="41"/>
+    <w:bookmarkStart w:id="46" w:name="part-6-comparing-multiple-datasets"/>
     <w:p>
       <w:pPr>
         <w:pStyle w:val="Heading1"/>
@@ -10117,18 +9868,18 @@
                 <wp:inline>
                   <wp:extent cx="152400" cy="152400"/>
                   <wp:effectExtent b="0" l="0" r="0" t="0"/>
-                  <wp:docPr descr="" title="" id="43" name="Picture"/>
+                  <wp:docPr descr="" title="" id="42" name="Picture"/>
                   <a:graphic>
                     <a:graphicData uri="http://schemas.openxmlformats.org/drawingml/2006/picture">
                       <pic:pic>
                         <pic:nvPicPr>
-                          <pic:cNvPr descr="/Applications/Positron.app/Contents/Resources/app/quarto/share/formats/docx/important.png" id="44" name="Picture"/>
+                          <pic:cNvPr descr="/Applications/Positron.app/Contents/Resources/app/quarto/share/formats/docx/important.png" id="43" name="Picture"/>
                           <pic:cNvPicPr>
                             <a:picLocks noChangeArrowheads="1" noChangeAspect="1"/>
                           </pic:cNvPicPr>
                         </pic:nvPicPr>
                         <pic:blipFill>
-                          <a:blip r:embed="rId20"/>
+                          <a:blip r:embed="rId19"/>
                           <a:stretch>
                             <a:fillRect/>
                           </a:stretch>
@@ -10348,18 +10099,18 @@
                 <wp:inline>
                   <wp:extent cx="152400" cy="152400"/>
                   <wp:effectExtent b="0" l="0" r="0" t="0"/>
-                  <wp:docPr descr="" title="" id="45" name="Picture"/>
+                  <wp:docPr descr="" title="" id="44" name="Picture"/>
                   <a:graphic>
                     <a:graphicData uri="http://schemas.openxmlformats.org/drawingml/2006/picture">
                       <pic:pic>
                         <pic:nvPicPr>
-                          <pic:cNvPr descr="/Applications/Positron.app/Contents/Resources/app/quarto/share/formats/docx/tip.png" id="46" name="Picture"/>
+                          <pic:cNvPr descr="/Applications/Positron.app/Contents/Resources/app/quarto/share/formats/docx/tip.png" id="45" name="Picture"/>
                           <pic:cNvPicPr>
                             <a:picLocks noChangeArrowheads="1" noChangeAspect="1"/>
                           </pic:cNvPicPr>
                         </pic:nvPicPr>
                         <pic:blipFill>
-                          <a:blip r:embed="rId11"/>
+                          <a:blip r:embed="rId10"/>
                           <a:stretch>
                             <a:fillRect/>
                           </a:stretch>
@@ -10475,8 +10226,8 @@
         </w:pict>
       </w:r>
     </w:p>
-    <w:bookmarkEnd w:id="47"/>
-    <w:bookmarkStart w:id="53" w:name="summary-and-key-takeaways"/>
+    <w:bookmarkEnd w:id="46"/>
+    <w:bookmarkStart w:id="52" w:name="summary-and-key-takeaways"/>
     <w:p>
       <w:pPr>
         <w:pStyle w:val="Heading1"/>
@@ -10526,18 +10277,18 @@
                 <wp:inline>
                   <wp:extent cx="152400" cy="152400"/>
                   <wp:effectExtent b="0" l="0" r="0" t="0"/>
-                  <wp:docPr descr="" title="" id="48" name="Picture"/>
+                  <wp:docPr descr="" title="" id="47" name="Picture"/>
                   <a:graphic>
                     <a:graphicData uri="http://schemas.openxmlformats.org/drawingml/2006/picture">
                       <pic:pic>
                         <pic:nvPicPr>
-                          <pic:cNvPr descr="/Applications/Positron.app/Contents/Resources/app/quarto/share/formats/docx/tip.png" id="49" name="Picture"/>
+                          <pic:cNvPr descr="/Applications/Positron.app/Contents/Resources/app/quarto/share/formats/docx/tip.png" id="48" name="Picture"/>
                           <pic:cNvPicPr>
                             <a:picLocks noChangeArrowheads="1" noChangeAspect="1"/>
                           </pic:cNvPicPr>
                         </pic:nvPicPr>
                         <pic:blipFill>
-                          <a:blip r:embed="rId11"/>
+                          <a:blip r:embed="rId10"/>
                           <a:stretch>
                             <a:fillRect/>
                           </a:stretch>
@@ -10742,18 +10493,18 @@
                 <wp:inline>
                   <wp:extent cx="152400" cy="152400"/>
                   <wp:effectExtent b="0" l="0" r="0" t="0"/>
-                  <wp:docPr descr="" title="" id="51" name="Picture"/>
+                  <wp:docPr descr="" title="" id="50" name="Picture"/>
                   <a:graphic>
                     <a:graphicData uri="http://schemas.openxmlformats.org/drawingml/2006/picture">
                       <pic:pic>
                         <pic:nvPicPr>
-                          <pic:cNvPr descr="/Applications/Positron.app/Contents/Resources/app/quarto/share/formats/docx/warning.png" id="52" name="Picture"/>
+                          <pic:cNvPr descr="/Applications/Positron.app/Contents/Resources/app/quarto/share/formats/docx/warning.png" id="51" name="Picture"/>
                           <pic:cNvPicPr>
                             <a:picLocks noChangeArrowheads="1" noChangeAspect="1"/>
                           </pic:cNvPicPr>
                         </pic:nvPicPr>
                         <pic:blipFill>
-                          <a:blip r:embed="rId50"/>
+                          <a:blip r:embed="rId49"/>
                           <a:stretch>
                             <a:fillRect/>
                           </a:stretch>
@@ -10893,8 +10644,8 @@
         </w:tc>
       </w:tr>
     </w:tbl>
-    <w:bookmarkEnd w:id="53"/>
-    <w:bookmarkStart w:id="56" w:name="review-and-checkpoint"/>
+    <w:bookmarkEnd w:id="52"/>
+    <w:bookmarkStart w:id="55" w:name="review-and-checkpoint"/>
     <w:p>
       <w:pPr>
         <w:pStyle w:val="Heading1"/>
@@ -11024,18 +10775,18 @@
                 <wp:inline>
                   <wp:extent cx="152400" cy="152400"/>
                   <wp:effectExtent b="0" l="0" r="0" t="0"/>
-                  <wp:docPr descr="" title="" id="54" name="Picture"/>
+                  <wp:docPr descr="" title="" id="53" name="Picture"/>
                   <a:graphic>
                     <a:graphicData uri="http://schemas.openxmlformats.org/drawingml/2006/picture">
                       <pic:pic>
                         <pic:nvPicPr>
-                          <pic:cNvPr descr="/Applications/Positron.app/Contents/Resources/app/quarto/share/formats/docx/note.png" id="55" name="Picture"/>
+                          <pic:cNvPr descr="/Applications/Positron.app/Contents/Resources/app/quarto/share/formats/docx/note.png" id="54" name="Picture"/>
                           <pic:cNvPicPr>
                             <a:picLocks noChangeArrowheads="1" noChangeAspect="1"/>
                           </pic:cNvPicPr>
                         </pic:nvPicPr>
                         <pic:blipFill>
-                          <a:blip r:embed="rId17"/>
+                          <a:blip r:embed="rId16"/>
                           <a:stretch>
                             <a:fillRect/>
                           </a:stretch>
@@ -11162,8 +10913,8 @@
         </w:tc>
       </w:tr>
     </w:tbl>
-    <w:bookmarkEnd w:id="56"/>
-    <w:bookmarkStart w:id="59" w:name="additional-resources"/>
+    <w:bookmarkEnd w:id="55"/>
+    <w:bookmarkStart w:id="58" w:name="additional-resources"/>
     <w:p>
       <w:pPr>
         <w:pStyle w:val="Heading1"/>
@@ -11229,7 +10980,7 @@
           <w:numId w:val="1016"/>
         </w:numPr>
       </w:pPr>
-      <w:hyperlink r:id="rId57">
+      <w:hyperlink r:id="rId56">
         <w:r>
           <w:rPr>
             <w:rStyle w:val="Hyperlink"/>
@@ -11246,7 +10997,7 @@
           <w:numId w:val="1016"/>
         </w:numPr>
       </w:pPr>
-      <w:hyperlink r:id="rId58">
+      <w:hyperlink r:id="rId57">
         <w:r>
           <w:rPr>
             <w:rStyle w:val="Hyperlink"/>
@@ -11255,247 +11006,10 @@
         </w:r>
       </w:hyperlink>
     </w:p>
-    <w:p>
-      <w:r>
-        <w:pict>
-          <v:rect style="width:0;height:1.5pt" o:hralign="center" o:hrstd="t" o:hr="t"/>
-        </w:pict>
-      </w:r>
-    </w:p>
-    <w:bookmarkEnd w:id="59"/>
-    <w:bookmarkStart w:id="60" w:name="getting-unstuck"/>
-    <w:p>
-      <w:pPr>
-        <w:pStyle w:val="Heading1"/>
-      </w:pPr>
-      <w:r>
-        <w:t xml:space="preserve">Getting unstuck</w:t>
-      </w:r>
-    </w:p>
-    <w:p>
-      <w:pPr>
-        <w:pStyle w:val="FirstParagraph"/>
-      </w:pPr>
-      <w:r>
-        <w:t xml:space="preserve">When code breaks — and it will, that is normal:</w:t>
-      </w:r>
-    </w:p>
-    <w:p>
-      <w:pPr>
-        <w:pStyle w:val="Compact"/>
-        <w:numPr>
-          <w:ilvl w:val="0"/>
-          <w:numId w:val="1017"/>
-        </w:numPr>
-      </w:pPr>
-      <w:r>
-        <w:rPr>
-          <w:b/>
-          <w:bCs/>
-        </w:rPr>
-        <w:t xml:space="preserve">Read the error message out loud.</w:t>
-      </w:r>
-      <w:r>
-        <w:t xml:space="preserve"> </w:t>
-      </w:r>
-      <w:r>
-        <w:t xml:space="preserve">R usually names the line and the problem.</w:t>
-      </w:r>
-    </w:p>
-    <w:p>
-      <w:pPr>
-        <w:pStyle w:val="Compact"/>
-        <w:numPr>
-          <w:ilvl w:val="0"/>
-          <w:numId w:val="1017"/>
-        </w:numPr>
-      </w:pPr>
-      <w:r>
-        <w:rPr>
-          <w:b/>
-          <w:bCs/>
-        </w:rPr>
-        <w:t xml:space="preserve">Check the usual suspects:</w:t>
-      </w:r>
-      <w:r>
-        <w:t xml:space="preserve"> </w:t>
-      </w:r>
-      <w:r>
-        <w:t xml:space="preserve">did you run</w:t>
-      </w:r>
-      <w:r>
-        <w:t xml:space="preserve"> </w:t>
-      </w:r>
-      <w:r>
-        <w:rPr>
-          <w:rStyle w:val="VerbatimChar"/>
-        </w:rPr>
-        <w:t xml:space="preserve">library(tidyverse)</w:t>
-      </w:r>
-      <w:r>
-        <w:t xml:space="preserve">,</w:t>
-      </w:r>
-      <w:r>
-        <w:t xml:space="preserve"> </w:t>
-      </w:r>
-      <w:r>
-        <w:rPr>
-          <w:rStyle w:val="VerbatimChar"/>
-        </w:rPr>
-        <w:t xml:space="preserve">library(car)</w:t>
-      </w:r>
-      <w:r>
-        <w:t xml:space="preserve">,</w:t>
-      </w:r>
-      <w:r>
-        <w:t xml:space="preserve"> </w:t>
-      </w:r>
-      <w:r>
-        <w:rPr>
-          <w:rStyle w:val="VerbatimChar"/>
-        </w:rPr>
-        <w:t xml:space="preserve">library(broom)</w:t>
-      </w:r>
-      <w:r>
-        <w:t xml:space="preserve">, and</w:t>
-      </w:r>
-      <w:r>
-        <w:t xml:space="preserve"> </w:t>
-      </w:r>
-      <w:r>
-        <w:rPr>
-          <w:rStyle w:val="VerbatimChar"/>
-        </w:rPr>
-        <w:t xml:space="preserve">library(lmtest)</w:t>
-      </w:r>
-      <w:r>
-        <w:t xml:space="preserve">? Spelling? A missing</w:t>
-      </w:r>
-      <w:r>
-        <w:t xml:space="preserve"> </w:t>
-      </w:r>
-      <w:r>
-        <w:rPr>
-          <w:rStyle w:val="VerbatimChar"/>
-        </w:rPr>
-        <w:t xml:space="preserve">)</w:t>
-      </w:r>
-      <w:r>
-        <w:t xml:space="preserve"> </w:t>
-      </w:r>
-      <w:r>
-        <w:t xml:space="preserve">or</w:t>
-      </w:r>
-      <w:r>
-        <w:t xml:space="preserve"> </w:t>
-      </w:r>
-      <w:r>
-        <w:rPr>
-          <w:rStyle w:val="VerbatimChar"/>
-        </w:rPr>
-        <w:t xml:space="preserve">%&gt;%</w:t>
-      </w:r>
-      <w:r>
-        <w:t xml:space="preserve"> </w:t>
-      </w:r>
-      <w:r>
-        <w:t xml:space="preserve">at the</w:t>
-      </w:r>
-      <w:r>
-        <w:t xml:space="preserve"> </w:t>
-      </w:r>
-      <w:r>
-        <w:rPr>
-          <w:i/>
-          <w:iCs/>
-        </w:rPr>
-        <w:t xml:space="preserve">start</w:t>
-      </w:r>
-      <w:r>
-        <w:t xml:space="preserve"> </w:t>
-      </w:r>
-      <w:r>
-        <w:t xml:space="preserve">of a line?</w:t>
-      </w:r>
-    </w:p>
-    <w:p>
-      <w:pPr>
-        <w:pStyle w:val="Compact"/>
-        <w:numPr>
-          <w:ilvl w:val="0"/>
-          <w:numId w:val="1017"/>
-        </w:numPr>
-      </w:pPr>
-      <w:r>
-        <w:rPr>
-          <w:rStyle w:val="VerbatimChar"/>
-        </w:rPr>
-        <w:t xml:space="preserve">?function_name</w:t>
-      </w:r>
-      <w:r>
-        <w:t xml:space="preserve"> </w:t>
-      </w:r>
-      <w:r>
-        <w:t xml:space="preserve">opens the built-in help page.</w:t>
-      </w:r>
-    </w:p>
-    <w:p>
-      <w:pPr>
-        <w:pStyle w:val="Compact"/>
-        <w:numPr>
-          <w:ilvl w:val="0"/>
-          <w:numId w:val="1017"/>
-        </w:numPr>
-      </w:pPr>
-      <w:r>
-        <w:rPr>
-          <w:b/>
-          <w:bCs/>
-        </w:rPr>
-        <w:t xml:space="preserve">Bring the exact error</w:t>
-      </w:r>
-      <w:r>
-        <w:t xml:space="preserve"> </w:t>
-      </w:r>
-      <w:r>
-        <w:t xml:space="preserve">(copy-paste it) to class or office hours.</w:t>
-      </w:r>
-    </w:p>
-    <w:p>
-      <w:pPr>
-        <w:pStyle w:val="BlockText"/>
-      </w:pPr>
-      <w:r>
-        <w:t xml:space="preserve">💡</w:t>
-      </w:r>
-      <w:r>
-        <w:t xml:space="preserve"> </w:t>
-      </w:r>
-      <w:r>
-        <w:rPr>
-          <w:b/>
-          <w:bCs/>
-        </w:rPr>
-        <w:t xml:space="preserve">Key idea:</w:t>
-      </w:r>
-      <w:r>
-        <w:t xml:space="preserve"> </w:t>
-      </w:r>
-      <w:r>
-        <w:t xml:space="preserve">Every working scientist googles error messages daily. Getting stuck is not failing — it is the job.</w:t>
-      </w:r>
-    </w:p>
-    <w:p>
-      <w:r>
-        <w:pict>
-          <v:rect style="width:0;height:1.5pt" o:hralign="center" o:hrstd="t" o:hr="t"/>
-        </w:pict>
-      </w:r>
-    </w:p>
-    <w:bookmarkEnd w:id="60"/>
+    <w:bookmarkEnd w:id="58"/>
     <w:sectPr>
       <w:pgSz w:h="15840" w:w="12240"/>
-      <w:pgMar w:bottom="1440" w:footer="720" w:gutter="0" w:header="720" w:left="1440" w:right="1440" w:top="1440"/>
+      <w:pgMar w:bottom="720" w:footer="360" w:gutter="0" w:header="360" w:left="1008" w:right="720" w:top="720"/>
       <w:cols w:space="720"/>
       <w:docGrid w:linePitch="360"/>
     </w:sectPr>
@@ -12135,36 +11649,6 @@
   <w:num w:numId="1016">
     <w:abstractNumId w:val="991"/>
   </w:num>
-  <w:num w:numId="1017">
-    <w:abstractNumId w:val="99411"/>
-    <w:lvlOverride w:ilvl="0">
-      <w:startOverride w:val="1"/>
-    </w:lvlOverride>
-    <w:lvlOverride w:ilvl="1">
-      <w:startOverride w:val="1"/>
-    </w:lvlOverride>
-    <w:lvlOverride w:ilvl="2">
-      <w:startOverride w:val="1"/>
-    </w:lvlOverride>
-    <w:lvlOverride w:ilvl="3">
-      <w:startOverride w:val="1"/>
-    </w:lvlOverride>
-    <w:lvlOverride w:ilvl="4">
-      <w:startOverride w:val="1"/>
-    </w:lvlOverride>
-    <w:lvlOverride w:ilvl="5">
-      <w:startOverride w:val="1"/>
-    </w:lvlOverride>
-    <w:lvlOverride w:ilvl="6">
-      <w:startOverride w:val="1"/>
-    </w:lvlOverride>
-    <w:lvlOverride w:ilvl="7">
-      <w:startOverride w:val="1"/>
-    </w:lvlOverride>
-    <w:lvlOverride w:ilvl="8">
-      <w:startOverride w:val="1"/>
-    </w:lvlOverride>
-  </w:num>
 </w:numbering>
 </file>
 
@@ -12181,7 +11665,11 @@
         <w14:ligatures w14:val="standardContextual"/>
       </w:rPr>
     </w:rPrDefault>
-    <w:pPrDefault/>
+    <w:pPrDefault>
+      <w:pPr>
+        <w:spacing w:before="0"/>
+      </w:pPr>
+    </w:pPrDefault>
   </w:docDefaults>
   <w:latentStyles w:count="376" w:defLockedState="0" w:defQFormat="0" w:defSemiHidden="0" w:defUIPriority="99" w:defUnhideWhenUsed="0">
     <w:lsdException w:name="Normal" w:qFormat="1" w:uiPriority="0"/>
@@ -12576,7 +12064,7 @@
     <w:pPr>
       <w:keepNext/>
       <w:keepLines/>
-      <w:spacing w:after="80" w:before="360"/>
+      <w:spacing w:after="80" w:before="120"/>
       <w:outlineLvl w:val="0"/>
     </w:pPr>
     <w:rPr>
@@ -12600,7 +12088,7 @@
     <w:pPr>
       <w:keepNext/>
       <w:keepLines/>
-      <w:spacing w:after="80" w:before="160"/>
+      <w:spacing w:after="80" w:before="100"/>
       <w:outlineLvl w:val="1"/>
     </w:pPr>
     <w:rPr>
@@ -12621,7 +12109,7 @@
     <w:pPr>
       <w:keepNext/>
       <w:keepLines/>
-      <w:spacing w:after="80" w:before="160"/>
+      <w:spacing w:after="80" w:before="80"/>
       <w:outlineLvl w:val="2"/>
     </w:pPr>
     <w:rPr>
@@ -12666,7 +12154,7 @@
     <w:pPr>
       <w:keepNext/>
       <w:keepLines/>
-      <w:spacing w:after="40" w:before="80"/>
+      <w:spacing w:after="40" w:before="60"/>
       <w:outlineLvl w:val="4"/>
     </w:pPr>
     <w:rPr>
@@ -12687,7 +12175,7 @@
     <w:pPr>
       <w:keepNext/>
       <w:keepLines/>
-      <w:spacing w:before="40"/>
+      <w:spacing w:before="60"/>
       <w:outlineLvl w:val="5"/>
     </w:pPr>
     <w:rPr>
@@ -12709,7 +12197,7 @@
     <w:pPr>
       <w:keepNext/>
       <w:keepLines/>
-      <w:spacing w:before="40"/>
+      <w:spacing w:before="60"/>
       <w:outlineLvl w:val="6"/>
     </w:pPr>
     <w:rPr>
@@ -12728,6 +12216,7 @@
     <w:qFormat/>
     <w:rsid w:val="00846576"/>
     <w:pPr>
+      <w:spacing w:before="60"/>
       <w:keepNext/>
       <w:keepLines/>
       <w:outlineLvl w:val="7"/>
@@ -12749,6 +12238,7 @@
     <w:qFormat/>
     <w:rsid w:val="00846576"/>
     <w:pPr>
+      <w:spacing w:before="60"/>
       <w:keepNext/>
       <w:keepLines/>
       <w:outlineLvl w:val="8"/>
@@ -12911,7 +12401,7 @@
     <w:qFormat/>
     <w:rsid w:val="00AF5CF1"/>
     <w:pPr>
-      <w:spacing w:after="80"/>
+      <w:spacing w:after="80" w:before="0"/>
       <w:contextualSpacing/>
     </w:pPr>
     <w:rPr>
@@ -12948,7 +12438,7 @@
       <w:numPr>
         <w:ilvl w:val="1"/>
       </w:numPr>
-      <w:spacing w:after="160"/>
+      <w:spacing w:after="160" w:before="0"/>
     </w:pPr>
     <w:rPr>
       <w:rFonts w:asciiTheme="minorHAnsi" w:cstheme="majorBidi" w:eastAsiaTheme="majorEastAsia" w:hAnsiTheme="minorHAnsi"/>
@@ -12981,7 +12471,7 @@
     <w:qFormat/>
     <w:rsid w:val="00AF5CF1"/>
     <w:pPr>
-      <w:spacing w:after="160" w:before="160"/>
+      <w:spacing w:after="160" w:before="0"/>
       <w:jc w:val="center"/>
     </w:pPr>
     <w:rPr>
@@ -13009,6 +12499,7 @@
     <w:qFormat/>
     <w:rsid w:val="00AF5CF1"/>
     <w:pPr>
+      <w:spacing w:before="0"/>
       <w:ind w:left="720"/>
       <w:contextualSpacing/>
     </w:pPr>
@@ -13038,7 +12529,7 @@
         <w:top w:color="0F4761" w:space="10" w:sz="4" w:themeColor="accent1" w:themeShade="BF" w:val="single"/>
         <w:bottom w:color="0F4761" w:space="10" w:sz="4" w:themeColor="accent1" w:themeShade="BF" w:val="single"/>
       </w:pBdr>
-      <w:spacing w:after="360" w:before="360"/>
+      <w:spacing w:after="360" w:before="0"/>
       <w:ind w:left="864" w:right="864"/>
       <w:jc w:val="center"/>
     </w:pPr>
@@ -13100,7 +12591,7 @@
         <w:right w:color="FF0000" w:space="4" w:sz="8" w:val="single"/>
       </w:pBdr>
       <w:shd w:color="auto" w:fill="FBFBFB" w:val="clear"/>
-      <w:spacing w:after="120" w:before="120"/>
+      <w:spacing w:after="60" w:before="0"/>
       <w:ind w:left="432" w:right="432"/>
     </w:pPr>
     <w:rPr>
@@ -13121,7 +12612,7 @@
         <w:right w:color="BFBFBF" w:space="4" w:sz="6" w:val="single"/>
       </w:pBdr>
       <w:shd w:color="auto" w:fill="FBFBFB" w:val="clear"/>
-      <w:spacing w:after="240" w:before="240"/>
+      <w:spacing w:after="60" w:before="0"/>
       <w:ind w:left="432" w:right="432"/>
     </w:pPr>
     <w:rPr>
@@ -13142,7 +12633,7 @@
         <w:right w:color="BFBFBF" w:space="4" w:sz="6" w:val="single"/>
       </w:pBdr>
       <w:shd w:color="auto" w:fill="FBFBFB" w:val="clear"/>
-      <w:spacing w:after="240" w:before="240"/>
+      <w:spacing w:after="60" w:before="0"/>
       <w:ind w:left="432" w:right="432"/>
     </w:pPr>
     <w:rPr>
@@ -13188,7 +12679,7 @@
     <w:unhideWhenUsed/>
     <w:rsid w:val="00322D32"/>
     <w:pPr>
-      <w:spacing w:after="100"/>
+      <w:spacing w:after="100" w:before="0"/>
     </w:pPr>
   </w:style>
   <w:style w:type="character" w:customStyle="1" w:styleId="KeywordTok">
